--- a/src/2G/reperages_et_problemes_de_geometrie/cours.docx
+++ b/src/2G/reperages_et_problemes_de_geometrie/cours.docx
@@ -146,13 +146,23 @@
         </w:rPr>
         <w:t xml:space="preserve">On appelle </w:t>
       </w:r>
+      <w:proofErr w:type="gramStart"/>
       <w:r>
         <w:rPr>
           <w:rFonts w:eastAsiaTheme="minorEastAsia"/>
           <w:b/>
           <w:color w:val="31849B" w:themeColor="accent5" w:themeShade="BF"/>
         </w:rPr>
-        <w:t xml:space="preserve">projeté orthogonal d’un point </w:t>
+        <w:t>projeté</w:t>
+      </w:r>
+      <w:proofErr w:type="gramEnd"/>
+      <w:r>
+        <w:rPr>
+          <w:rFonts w:eastAsiaTheme="minorEastAsia"/>
+          <w:b/>
+          <w:color w:val="31849B" w:themeColor="accent5" w:themeShade="BF"/>
+        </w:rPr>
+        <w:t xml:space="preserve"> orthogonal d’un point </w:t>
       </w:r>
       <m:oMath>
         <m:r>
@@ -1897,14 +1907,7 @@
             <w:rFonts w:ascii="Cambria Math" w:eastAsiaTheme="minorEastAsia" w:hAnsi="Cambria Math"/>
             <w:color w:val="7030A0"/>
           </w:rPr>
-          <m:t>A</m:t>
-        </m:r>
-        <m:r>
-          <w:rPr>
-            <w:rFonts w:ascii="Cambria Math" w:eastAsiaTheme="minorEastAsia" w:hAnsi="Cambria Math"/>
-            <w:color w:val="7030A0"/>
-          </w:rPr>
-          <m:t>=</m:t>
+          <m:t>A=</m:t>
         </m:r>
         <m:d>
           <m:dPr>
@@ -1998,14 +2001,7 @@
             <w:rFonts w:ascii="Cambria Math" w:eastAsiaTheme="minorEastAsia" w:hAnsi="Cambria Math"/>
             <w:color w:val="7030A0"/>
           </w:rPr>
-          <m:t>B</m:t>
-        </m:r>
-        <m:r>
-          <w:rPr>
-            <w:rFonts w:ascii="Cambria Math" w:eastAsiaTheme="minorEastAsia" w:hAnsi="Cambria Math"/>
-            <w:color w:val="7030A0"/>
-          </w:rPr>
-          <m:t>=</m:t>
+          <m:t>B=</m:t>
         </m:r>
         <m:d>
           <m:dPr>
@@ -2359,23 +2355,44 @@
             <w:rFonts w:ascii="Cambria Math" w:eastAsiaTheme="minorEastAsia" w:hAnsi="Cambria Math"/>
             <w:color w:val="7030A0"/>
           </w:rPr>
-          <m:t>A(3;-2)</m:t>
+          <m:t>A</m:t>
         </m:r>
-      </m:oMath>
-      <w:r>
-        <w:rPr>
-          <w:rFonts w:eastAsiaTheme="minorEastAsia"/>
-          <w:color w:val="7030A0"/>
-        </w:rPr>
-        <w:t xml:space="preserve"> et </w:t>
-      </w:r>
-      <m:oMath>
         <m:r>
           <w:rPr>
             <w:rFonts w:ascii="Cambria Math" w:eastAsiaTheme="minorEastAsia" w:hAnsi="Cambria Math"/>
             <w:color w:val="7030A0"/>
           </w:rPr>
+          <m:t>=</m:t>
+        </m:r>
+        <m:r>
+          <w:rPr>
+            <w:rFonts w:ascii="Cambria Math" w:eastAsiaTheme="minorEastAsia" w:hAnsi="Cambria Math"/>
+            <w:color w:val="7030A0"/>
+          </w:rPr>
+          <m:t>(3;-2)</m:t>
+        </m:r>
+      </m:oMath>
+      <w:r>
+        <w:rPr>
+          <w:rFonts w:eastAsiaTheme="minorEastAsia"/>
+          <w:color w:val="7030A0"/>
+        </w:rPr>
+        <w:t xml:space="preserve"> et </w:t>
+      </w:r>
+      <m:oMath>
+        <m:r>
+          <w:rPr>
+            <w:rFonts w:ascii="Cambria Math" w:eastAsiaTheme="minorEastAsia" w:hAnsi="Cambria Math"/>
+            <w:color w:val="7030A0"/>
+          </w:rPr>
           <m:t>B</m:t>
+        </m:r>
+        <m:r>
+          <w:rPr>
+            <w:rFonts w:ascii="Cambria Math" w:eastAsiaTheme="minorEastAsia" w:hAnsi="Cambria Math"/>
+            <w:color w:val="7030A0"/>
+          </w:rPr>
+          <m:t>=</m:t>
         </m:r>
         <m:d>
           <m:dPr>
@@ -3110,14 +3127,7 @@
             <w:rFonts w:ascii="Cambria Math" w:eastAsiaTheme="minorEastAsia" w:hAnsi="Cambria Math"/>
             <w:color w:val="4F6228" w:themeColor="accent3" w:themeShade="80"/>
           </w:rPr>
-          <m:t>A</m:t>
-        </m:r>
-        <m:r>
-          <w:rPr>
-            <w:rFonts w:ascii="Cambria Math" w:eastAsiaTheme="minorEastAsia" w:hAnsi="Cambria Math"/>
-            <w:color w:val="4F6228" w:themeColor="accent3" w:themeShade="80"/>
-          </w:rPr>
-          <m:t>=</m:t>
+          <m:t>A=</m:t>
         </m:r>
         <m:d>
           <m:dPr>
@@ -3153,14 +3163,7 @@
             <w:rFonts w:ascii="Cambria Math" w:eastAsiaTheme="minorEastAsia" w:hAnsi="Cambria Math"/>
             <w:color w:val="4F6228" w:themeColor="accent3" w:themeShade="80"/>
           </w:rPr>
-          <m:t>B</m:t>
-        </m:r>
-        <m:r>
-          <w:rPr>
-            <w:rFonts w:ascii="Cambria Math" w:eastAsiaTheme="minorEastAsia" w:hAnsi="Cambria Math"/>
-            <w:color w:val="4F6228" w:themeColor="accent3" w:themeShade="80"/>
-          </w:rPr>
-          <m:t>=</m:t>
+          <m:t>B=</m:t>
         </m:r>
         <m:d>
           <m:dPr>
@@ -3476,6 +3479,7 @@
         <w:docPartUnique/>
       </w:docPartObj>
     </w:sdtPr>
+    <w:sdtEndPr/>
     <w:sdtContent>
       <w:p>
         <w:pPr>
